--- a/reports/summaries/data/data_preprocessing_report.docx
+++ b/reports/summaries/data/data_preprocessing_report.docx
@@ -4,7 +4,7 @@
   <ns0:body>
     <ns0:p>
       <ns0:r>
-        <ns0:t>Ghi chú sau tuần 1 (23/10/2026): tài liệu này giữ kết quả và trạng thái lịch sử mốc 20/10. Kết quả audit, sensitivity và BERT-small mới xem contextual_model_validation_report.docx; trạng thái hiện hành xem status.md. Test chưa chấm.</ns0:t>
+        <ns0:t>Báo cáo ghi lại quy trình dữ liệu tại mốc 20/10/2026. Các kiểm tra bổ sung ngày 23/10/2026 và kết quả mô hình về sau được đọc cùng README của nhóm báo cáo; docs/status.md ghi trạng thái hiện tại. Những giới hạn thực nghiệm trong tài liệu này thuộc thời điểm báo cáo ban đầu.</ns0:t>
       </ns0:r>
     </ns0:p>
     <ns0:p ns2:paraId="6EF89DBE" ns2:textId="77777777" ns0:rsidR="002A744B" ns0:rsidRDefault="00000000">
@@ -12,7 +12,7 @@
         <ns0:pStyle ns0:val="Title"/>
       </ns0:pPr>
       <ns0:r>
-        <ns0:t>BÁO CÁO DATA PREPROCESSING</ns0:t>
+        <ns0:t>Báo cáo chuẩn bị dữ liệu</ns0:t>
       </ns0:r>
     </ns0:p>
     <ns0:p ns2:paraId="52C861B5" ns2:textId="77777777" ns0:rsidR="002A744B" ns0:rsidRDefault="00000000">
@@ -38,39 +38,7 @@
     </ns0:p>
     <ns0:p ns2:paraId="3550F9BD" ns2:textId="77777777" ns0:rsidR="002A744B" ns0:rsidRDefault="00000000">
       <ns0:r>
-        <ns0:t xml:space="preserve">Tài liệu mô tả các bước đã thực hiện dựa trên mã nguồn và </ns0:t>
-      </ns0:r>
-      <ns0:proofErr ns0:type="spellStart"/>
-      <ns0:r>
-        <ns0:t>artifact</ns0:t>
-      </ns0:r>
-      <ns0:proofErr ns0:type="spellEnd"/>
-      <ns0:r>
-        <ns0:t xml:space="preserve"> cục bộ của dự án. Các số liệu lấy từ </ns0:t>
-      </ns0:r>
-      <ns0:proofErr ns0:type="spellStart"/>
-      <ns0:r>
-        <ns0:t>summary</ns0:t>
-      </ns0:r>
-      <ns0:proofErr ns0:type="spellEnd"/>
-      <ns0:r>
-        <ns0:t xml:space="preserve">, </ns0:t>
-      </ns0:r>
-      <ns0:proofErr ns0:type="spellStart"/>
-      <ns0:r>
-        <ns0:t>manifest</ns0:t>
-      </ns0:r>
-      <ns0:proofErr ns0:type="spellEnd"/>
-      <ns0:r>
-        <ns0:t xml:space="preserve"> và báo cáo so sánh; không phải kết quả chạy lại </ns0:t>
-      </ns0:r>
-      <ns0:proofErr ns0:type="spellStart"/>
-      <ns0:r>
-        <ns0:t>pipeline</ns0:t>
-      </ns0:r>
-      <ns0:proofErr ns0:type="spellEnd"/>
-      <ns0:r>
-        <ns0:t xml:space="preserve"> tại ngày lập tài liệu.</ns0:t>
+        <ns0:t>Báo cáo mô tả cách dữ liệu được chuẩn bị trong mã nguồn hiện có. Các con số được đối chiếu từ summary, manifest và báo cáo so sánh đã lưu; đây không phải một lần chạy lại toàn bộ quy trình tại ngày viết báo cáo.</ns0:t>
       </ns0:r>
     </ns0:p>
     <ns0:p>
@@ -93,132 +61,12 @@
     </ns0:p>
     <ns0:p ns2:paraId="7D4B281B" ns2:textId="77777777" ns0:rsidR="002A744B" ns0:rsidRDefault="00000000">
       <ns0:r>
-        <ns0:t xml:space="preserve">Mục tiêu của </ns0:t>
-      </ns0:r>
-      <ns0:proofErr ns0:type="spellStart"/>
-      <ns0:r>
-        <ns0:t>preprocessing</ns0:t>
-      </ns0:r>
-      <ns0:proofErr ns0:type="spellEnd"/>
-      <ns0:r>
-        <ns0:t xml:space="preserve"> là chuyển </ns0:t>
-      </ns0:r>
-      <ns0:proofErr ns0:type="spellStart"/>
-      <ns0:r>
-        <ns0:t>corpus</ns0:t>
-      </ns0:r>
-      <ns0:proofErr ns0:type="spellEnd"/>
-      <ns0:r>
-        <ns0:t xml:space="preserve"> SGML thành các mẫu phục vụ phân loại lỗi khi vị trí lỗi đã biết. Mỗi </ns0:t>
-      </ns0:r>
-      <ns0:proofErr ns0:type="spellStart"/>
-      <ns0:r>
-        <ns0:t>annotation</ns0:t>
-      </ns0:r>
-      <ns0:proofErr ns0:type="spellEnd"/>
-      <ns0:r>
-        <ns0:t xml:space="preserve"> mục tiêu tạo thành một mẫu gồm câu gốc, vị trí bắt đầu/kết thúc của </ns0:t>
-      </ns0:r>
-      <ns0:proofErr ns0:type="spellStart"/>
-      <ns0:r>
-        <ns0:t>span</ns0:t>
-      </ns0:r>
-      <ns0:proofErr ns0:type="spellEnd"/>
-      <ns0:r>
-        <ns0:t xml:space="preserve"> lỗi và một nhãn. Một câu có thể chứa nhiều </ns0:t>
-      </ns0:r>
-      <ns0:proofErr ns0:type="spellStart"/>
-      <ns0:r>
-        <ns0:t>annotation</ns0:t>
-      </ns0:r>
-      <ns0:proofErr ns0:type="spellEnd"/>
-      <ns0:r>
-        <ns0:t>, do đó có thể tạo nhiều mẫu. Dự án không gán một nhãn duy nhất cho toàn câu hoặc bài luận.</ns0:t>
+        <ns0:t>Tiền xử lý chuyển dữ liệu SGML thành các mẫu dùng để phân loại loại lỗi tại vị trí đã biết. Mỗi annotation thuộc phạm vi nghiên cứu tạo một mẫu gồm câu gốc, vị trí bắt đầu và kết thúc lỗi, đoạn văn bản tương ứng và nhãn. Một câu có nhiều annotation có thể tạo nhiều mẫu, nên cần giữ mối liên hệ với bài viết nguồn khi chia tập.</ns0:t>
       </ns0:r>
     </ns0:p>
     <ns0:p ns2:paraId="474E86D3" ns2:textId="77777777" ns0:rsidR="002A744B" ns0:rsidRDefault="00000000">
       <ns0:r>
-        <ns0:t xml:space="preserve">Năm nhãn được giữ nguyên từ TYPE của </ns0:t>
-      </ns0:r>
-      <ns0:proofErr ns0:type="spellStart"/>
-      <ns0:r>
-        <ns0:t>corpus</ns0:t>
-      </ns0:r>
-      <ns0:proofErr ns0:type="spellEnd"/>
-      <ns0:r>
-        <ns0:t xml:space="preserve">: </ns0:t>
-      </ns0:r>
-      <ns0:proofErr ns0:type="spellStart"/>
-      <ns0:r>
-        <ns0:t>ArtOrDet</ns0:t>
-      </ns0:r>
-      <ns0:proofErr ns0:type="spellEnd"/>
-      <ns0:r>
-        <ns0:t xml:space="preserve">, </ns0:t>
-      </ns0:r>
-      <ns0:proofErr ns0:type="spellStart"/>
-      <ns0:r>
-        <ns0:t>Prep</ns0:t>
-      </ns0:r>
-      <ns0:proofErr ns0:type="spellEnd"/>
-      <ns0:r>
-        <ns0:t xml:space="preserve">, </ns0:t>
-      </ns0:r>
-      <ns0:proofErr ns0:type="spellStart"/>
-      <ns0:r>
-        <ns0:t>Nn</ns0:t>
-      </ns0:r>
-      <ns0:proofErr ns0:type="spellEnd"/>
-      <ns0:r>
-        <ns0:t xml:space="preserve">, </ns0:t>
-      </ns0:r>
-      <ns0:proofErr ns0:type="spellStart"/>
-      <ns0:r>
-        <ns0:t>Vform</ns0:t>
-      </ns0:r>
-      <ns0:proofErr ns0:type="spellEnd"/>
-      <ns0:r>
-        <ns0:t xml:space="preserve"> và SVA. Văn bản sửa (</ns0:t>
-      </ns0:r>
-      <ns0:proofErr ns0:type="spellStart"/>
-      <ns0:r>
-        <ns0:t>correction</ns0:t>
-      </ns0:r>
-      <ns0:proofErr ns0:type="spellEnd"/>
-      <ns0:r>
-        <ns0:t xml:space="preserve">) và </ns0:t>
-      </ns0:r>
-      <ns0:proofErr ns0:type="spellStart"/>
-      <ns0:r>
-        <ns0:t>comment</ns0:t>
-      </ns0:r>
-      <ns0:proofErr ns0:type="spellEnd"/>
-      <ns0:r>
-        <ns0:t xml:space="preserve"> được tách khỏi đầu vào mô hình. Các bước chuẩn bị bảo toàn thông tin ngôn ngữ để phục vụ trích xuất </ns0:t>
-      </ns0:r>
-      <ns0:proofErr ns0:type="spellStart"/>
-      <ns0:r>
-        <ns0:t>lexical</ns0:t>
-      </ns0:r>
-      <ns0:proofErr ns0:type="spellEnd"/>
-      <ns0:r>
-        <ns0:t xml:space="preserve">, POS, </ns0:t>
-      </ns0:r>
-      <ns0:proofErr ns0:type="spellStart"/>
-      <ns0:r>
-        <ns0:t>morphology</ns0:t>
-      </ns0:r>
-      <ns0:proofErr ns0:type="spellEnd"/>
-      <ns0:r>
-        <ns0:t xml:space="preserve"> và </ns0:t>
-      </ns0:r>
-      <ns0:proofErr ns0:type="spellStart"/>
-      <ns0:r>
-        <ns0:t>dependency</ns0:t>
-      </ns0:r>
-      <ns0:proofErr ns0:type="spellEnd"/>
-      <ns0:r>
-        <ns0:t xml:space="preserve"> ở giai đoạn sau.</ns0:t>
+        <ns0:t>Năm nhãn được giữ nguyên từ trường TYPE của corpus: ArtOrDet, Prep, Nn, Vform và SVA. Bản sửa và ghi chú được lưu riêng, không đưa vào mô hình. Cách tổ chức này vừa giữ được nguồn gốc dữ liệu để kiểm tra, vừa tránh để thông tin của đáp án xuất hiện trong đầu vào dự đoán.</ns0:t>
       </ns0:r>
     </ns0:p>
     <ns0:p ns2:paraId="2A971F99" ns2:textId="77777777" ns0:rsidR="002A744B" ns0:rsidRDefault="00000000">
@@ -549,117 +397,8 @@
     </ns0:tbl>
     <ns0:p ns2:paraId="25952CBA" ns2:textId="77777777" ns0:rsidR="002A744B" ns0:rsidRDefault="002A744B"/>
     <ns0:p ns2:paraId="66E1A8AB" ns2:textId="77777777" ns0:rsidR="002A744B" ns0:rsidRDefault="00000000">
-      <ns0:proofErr ns0:type="spellStart"/>
-      <ns0:r>
-        <ns0:t>Corpus</ns0:t>
-      </ns0:r>
-      <ns0:proofErr ns0:type="spellEnd"/>
-      <ns0:r>
-        <ns0:t xml:space="preserve"> chứa 1.397 </ns0:t>
-      </ns0:r>
-      <ns0:proofErr ns0:type="spellStart"/>
-      <ns0:r>
-        <ns0:t>essay</ns0:t>
-      </ns0:r>
-      <ns0:proofErr ns0:type="spellEnd"/>
-      <ns0:r>
-        <ns0:t xml:space="preserve"> và 44.912 </ns0:t>
-      </ns0:r>
-      <ns0:proofErr ns0:type="spellStart"/>
-      <ns0:r>
-        <ns0:t>annotation</ns0:t>
-      </ns0:r>
-      <ns0:proofErr ns0:type="spellEnd"/>
-      <ns0:r>
-        <ns0:t xml:space="preserve">. </ns0:t>
-      </ns0:r>
-      <ns0:proofErr ns0:type="spellStart"/>
-      <ns0:r>
-        <ns0:t>Preparation</ns0:t>
-      </ns0:r>
-      <ns0:proofErr ns0:type="spellEnd"/>
-      <ns0:r>
-        <ns0:t xml:space="preserve"> kiểm tra SHA-256 của nguồn, tính nhất quán giữa CSV và SGML, cùng đầu vào </ns0:t>
-      </ns0:r>
-      <ns0:proofErr ns0:type="spellStart"/>
-      <ns0:r>
-        <ns0:t>audit</ns0:t>
-      </ns0:r>
-      <ns0:proofErr ns0:type="spellEnd"/>
-      <ns0:r>
-        <ns0:t>/</ns0:t>
-      </ns0:r>
-      <ns0:proofErr ns0:type="spellStart"/>
-      <ns0:r>
-        <ns0:t>review</ns0:t>
-      </ns0:r>
-      <ns0:proofErr ns0:type="spellEnd"/>
-      <ns0:r>
-        <ns0:t xml:space="preserve"> trước khi tạo </ns0:t>
-      </ns0:r>
-      <ns0:proofErr ns0:type="spellStart"/>
-      <ns0:r>
-        <ns0:t>artifact</ns0:t>
-      </ns0:r>
-      <ns0:proofErr ns0:type="spellEnd"/>
-      <ns0:r>
-        <ns0:t xml:space="preserve">. </ns0:t>
-      </ns0:r>
-      <ns0:proofErr ns0:type="spellStart"/>
-      <ns0:r>
-        <ns0:t>Manifest</ns0:t>
-      </ns0:r>
-      <ns0:proofErr ns0:type="spellEnd"/>
-      <ns0:r>
-        <ns0:t xml:space="preserve"> của lần chạy v2 ghi </ns0:t>
-      </ns0:r>
-      <ns0:proofErr ns0:type="spellStart"/>
-      <ns0:r>
-        <ns0:t>Python</ns0:t>
-      </ns0:r>
-      <ns0:proofErr ns0:type="spellEnd"/>
-      <ns0:r>
-        <ns0:t xml:space="preserve"> 3.13.7 và </ns0:t>
-      </ns0:r>
-      <ns0:proofErr ns0:type="spellStart"/>
-      <ns0:r>
-        <ns0:t>spaCy</ns0:t>
-      </ns0:r>
-      <ns0:proofErr ns0:type="spellEnd"/>
-      <ns0:r>
-        <ns0:t xml:space="preserve"> 3.8.7. </ns0:t>
-      </ns0:r>
-      <ns0:proofErr ns0:type="spellStart"/>
-      <ns0:r>
-        <ns0:t>Review</ns0:t>
-      </ns0:r>
-      <ns0:proofErr ns0:type="spellEnd"/>
-      <ns0:r>
-        <ns0:t xml:space="preserve"> </ns0:t>
-      </ns0:r>
-      <ns0:proofErr ns0:type="spellStart"/>
-      <ns0:r>
-        <ns0:t>log</ns0:t>
-      </ns0:r>
-      <ns0:proofErr ns0:type="spellEnd"/>
-      <ns0:r>
-        <ns0:t xml:space="preserve"> thực tế của lần chạy nằm tại </ns0:t>
-      </ns0:r>
-      <ns0:proofErr ns0:type="spellStart"/>
-      <ns0:r>
-        <ns0:t>reports</ns0:t>
-      </ns0:r>
-      <ns0:proofErr ns0:type="spellEnd"/>
-      <ns0:r>
-        <ns0:t xml:space="preserve">/nucle_overlap_completion_2026_10_11/review_log_all.csv; khi tái lập cần theo </ns0:t>
-      </ns0:r>
-      <ns0:proofErr ns0:type="spellStart"/>
-      <ns0:r>
-        <ns0:t>manifest</ns0:t>
-      </ns0:r>
-      <ns0:proofErr ns0:type="spellEnd"/>
-      <ns0:r>
-        <ns0:t xml:space="preserve"> thay vì suy đoán đường dẫn.</ns0:t>
+      <ns0:r>
+        <ns0:t>Nguồn dữ liệu có 1.397 bài viết và 44.912 annotation. Trước khi tạo các tệp đầu ra, bước preparation kiểm tra SHA-256 của nguồn, đối chiếu CSV với SGML và kiểm tra các đầu vào audit/review. Manifest lưu lại những thông tin cần để xác định dữ liệu và mã đã dùng trong mỗi lượt chạy.</ns0:t>
       </ns0:r>
     </ns0:p>
     <ns0:p ns2:paraId="7A10A4CC" ns2:textId="77777777" ns0:rsidR="002A744B" ns0:rsidRDefault="00000000">
@@ -798,126 +537,8 @@
       </ns0:r>
     </ns0:p>
     <ns0:p ns2:paraId="6F2D8C41" ns2:textId="77777777" ns0:rsidR="002A744B" ns0:rsidRDefault="00000000">
-      <ns0:proofErr ns0:type="spellStart"/>
-      <ns0:r>
-        <ns0:t>Offset</ns0:t>
-      </ns0:r>
-      <ns0:proofErr ns0:type="spellEnd"/>
-      <ns0:r>
-        <ns0:t xml:space="preserve"> được hiểu là chỉ số ký tự </ns0:t>
-      </ns0:r>
-      <ns0:proofErr ns0:type="spellStart"/>
-      <ns0:r>
-        <ns0:t>Python</ns0:t>
-      </ns0:r>
-      <ns0:proofErr ns0:type="spellEnd"/>
-      <ns0:r>
-        <ns0:t xml:space="preserve"> trong </ns0:t>
-      </ns0:r>
-      <ns0:proofErr ns0:type="spellStart"/>
-      <ns0:r>
-        <ns0:t>paragraph</ns0:t>
-      </ns0:r>
-      <ns0:proofErr ns0:type="spellEnd"/>
-      <ns0:r>
-        <ns0:t xml:space="preserve"> do </ns0:t>
-      </ns0:r>
-      <ns0:proofErr ns0:type="spellStart"/>
-      <ns0:r>
-        <ns0:t>parser</ns0:t>
-      </ns0:r>
-      <ns0:proofErr ns0:type="spellEnd"/>
-      <ns0:r>
-        <ns0:t xml:space="preserve"> trả về, theo khoảng nửa mở [</ns0:t>
-      </ns0:r>
-      <ns0:proofErr ns0:type="spellStart"/>
-      <ns0:r>
-        <ns0:t>start</ns0:t>
-      </ns0:r>
-      <ns0:proofErr ns0:type="spellEnd"/>
-      <ns0:r>
-        <ns0:t xml:space="preserve">, </ns0:t>
-      </ns0:r>
-      <ns0:proofErr ns0:type="spellStart"/>
-      <ns0:r>
-        <ns0:t>end</ns0:t>
-      </ns0:r>
-      <ns0:proofErr ns0:type="spellEnd"/>
-      <ns0:r>
-        <ns0:t xml:space="preserve">). Đây không phải </ns0:t>
-      </ns0:r>
-      <ns0:proofErr ns0:type="spellStart"/>
-      <ns0:r>
-        <ns0:t>byte</ns0:t>
-      </ns0:r>
-      <ns0:proofErr ns0:type="spellEnd"/>
-      <ns0:r>
-        <ns0:t xml:space="preserve"> </ns0:t>
-      </ns0:r>
-      <ns0:proofErr ns0:type="spellStart"/>
-      <ns0:r>
-        <ns0:t>offset</ns0:t>
-      </ns0:r>
-      <ns0:proofErr ns0:type="spellEnd"/>
-      <ns0:r>
-        <ns0:t xml:space="preserve"> trong </ns0:t>
-      </ns0:r>
-      <ns0:proofErr ns0:type="spellStart"/>
-      <ns0:r>
-        <ns0:t>file</ns0:t>
-      </ns0:r>
-      <ns0:proofErr ns0:type="spellEnd"/>
-      <ns0:r>
-        <ns0:t xml:space="preserve"> SGML. </ns0:t>
-      </ns0:r>
-      <ns0:proofErr ns0:type="spellStart"/>
-      <ns0:r>
-        <ns0:t>Parser</ns0:t>
-      </ns0:r>
-      <ns0:proofErr ns0:type="spellEnd"/>
-      <ns0:r>
-        <ns0:t xml:space="preserve"> nguồn có xử lý </ns0:t>
-      </ns0:r>
-      <ns0:proofErr ns0:type="spellStart"/>
-      <ns0:r>
-        <ns0:t>newline</ns0:t>
-      </ns0:r>
-      <ns0:proofErr ns0:type="spellEnd"/>
-      <ns0:r>
-        <ns0:t xml:space="preserve"> định dạng ở hai đầu </ns0:t>
-      </ns0:r>
-      <ns0:proofErr ns0:type="spellStart"/>
-      <ns0:r>
-        <ns0:lastRenderedPageBreak/>
-        <ns0:t>paragraph</ns0:t>
-      </ns0:r>
-      <ns0:proofErr ns0:type="spellEnd"/>
-      <ns0:r>
-        <ns0:t xml:space="preserve"> và cơ chế đọc </ns0:t>
-      </ns0:r>
-      <ns0:proofErr ns0:type="spellStart"/>
-      <ns0:r>
-        <ns0:t>newline</ns0:t>
-      </ns0:r>
-      <ns0:proofErr ns0:type="spellEnd"/>
-      <ns0:r>
-        <ns0:t xml:space="preserve"> của </ns0:t>
-      </ns0:r>
-      <ns0:proofErr ns0:type="spellStart"/>
-      <ns0:r>
-        <ns0:t>Python</ns0:t>
-      </ns0:r>
-      <ns0:proofErr ns0:type="spellEnd"/>
-      <ns0:r>
-        <ns0:t xml:space="preserve">; từ sau bước này, </ns0:t>
-      </ns0:r>
-      <ns0:proofErr ns0:type="spellStart"/>
-      <ns0:r>
-        <ns0:t>preparation</ns0:t>
-      </ns0:r>
-      <ns0:proofErr ns0:type="spellEnd"/>
-      <ns0:r>
-        <ns0:t xml:space="preserve"> không chuẩn hóa thêm văn bản.</ns0:t>
+      <ns0:r>
+        <ns0:t>Offset được tính theo vị trí ký tự Python trong đoạn văn mà parser trả về, với khoảng nửa mở [start, end): lấy ký tự đầu và không lấy ký tự cuối. Nó không phải vị trí byte trong file SGML. Vì parser có xử lý xuống dòng theo quy tắc cố định, các lần đối chiếu phải dùng cùng cách đọc nguồn.</ns0:t>
       </ns0:r>
     </ns0:p>
     <ns0:p ns2:paraId="416A83A3" ns2:textId="77777777" ns0:rsidR="002A744B" ns0:rsidRDefault="00000000">
@@ -3138,55 +2759,7 @@
     <ns0:p ns2:paraId="77263C59" ns2:textId="77777777" ns0:rsidR="002A744B" ns0:rsidRDefault="002A744B"/>
     <ns0:p ns2:paraId="10E612E1" ns2:textId="77777777" ns0:rsidR="002A744B" ns0:rsidRDefault="00000000">
       <ns0:r>
-        <ns0:t xml:space="preserve">Phân bố lớp không cân bằng, trong đó </ns0:t>
-      </ns0:r>
-      <ns0:proofErr ns0:type="spellStart"/>
-      <ns0:r>
-        <ns0:t>ArtOrDet</ns0:t>
-      </ns0:r>
-      <ns0:proofErr ns0:type="spellEnd"/>
-      <ns0:r>
-        <ns0:t xml:space="preserve"> có nhiều mẫu nhất. </ns0:t>
-      </ns0:r>
-      <ns0:proofErr ns0:type="spellStart"/>
-      <ns0:r>
-        <ns0:t>Preprocessing</ns0:t>
-      </ns0:r>
-      <ns0:proofErr ns0:type="spellEnd"/>
-      <ns0:r>
-        <ns0:t xml:space="preserve"> giữ nguyên phân bố </ns0:t>
-      </ns0:r>
-      <ns0:proofErr ns0:type="spellStart"/>
-      <ns0:r>
-        <ns0:t>annotation</ns0:t>
-      </ns0:r>
-      <ns0:proofErr ns0:type="spellEnd"/>
-      <ns0:r>
-        <ns0:t xml:space="preserve">; không tạo mẫu tổng hợp hoặc cân bằng lại dữ liệu ở bước này. </ns0:t>
-      </ns0:r>
-      <ns0:proofErr ns0:type="spellStart"/>
-      <ns0:r>
-        <ns0:t>Class</ns0:t>
-      </ns0:r>
-      <ns0:proofErr ns0:type="spellEnd"/>
-      <ns0:r>
-        <ns0:t xml:space="preserve"> </ns0:t>
-      </ns0:r>
-      <ns0:proofErr ns0:type="spellStart"/>
-      <ns0:r>
-        <ns0:t>weighting</ns0:t>
-      </ns0:r>
-      <ns0:proofErr ns0:type="spellEnd"/>
-      <ns0:r>
-        <ns0:t xml:space="preserve"> thuộc giai đoạn huấn luyện, không phải thay đổi </ns0:t>
-      </ns0:r>
-      <ns0:proofErr ns0:type="spellStart"/>
-      <ns0:r>
-        <ns0:t>corpus</ns0:t>
-      </ns0:r>
-      <ns0:proofErr ns0:type="spellEnd"/>
-      <ns0:r>
-        <ns0:t>.</ns0:t>
+        <ns0:t>Phân bố lớp không cân bằng, trong đó ArtOrDet có nhiều mẫu nhất. Preprocessing giữ nguyên phân bố annotation; không tạo mẫu tổng hợp hoặc cân bằng lại dữ liệu ở bước này. trọng số lớp thuộc giai đoạn huấn luyện, không phải thay đổi corpus.</ns0:t>
       </ns0:r>
     </ns0:p>
     <ns0:p ns2:paraId="656EEE9E" ns2:textId="77777777" ns0:rsidR="002A744B" ns0:rsidRDefault="00000000">
